--- a/plugins/domain-design/skills/domain-design/assets/word-export/sample/output/System-Design-Document.docx
+++ b/plugins/domain-design/skills/domain-design/assets/word-export/sample/output/System-Design-Document.docx
@@ -2344,6 +2344,1620 @@
         </w:tc>
       </w:tr>
     </w:tbl>
+    <w:p>
+      <w:r>
+        <w:t xml:space="preserve"/>
+      </w:r>
+    </w:p>
+    <w:p>
+      <w:r>
+        <w:br w:type="page"/>
+      </w:r>
+    </w:p>
+    <w:p>
+      <w:pPr>
+        <w:pStyle w:val="Heading1"/>
+      </w:pPr>
+      <w:r>
+        <w:rPr>
+          <w:rFonts w:ascii="TH Sarabun New" w:hAnsi="TH Sarabun New" w:eastAsia="TH Sarabun New" w:cs="TH Sarabun New"/>
+          <w:b/>
+          <w:color w:val="1F3B57"/>
+          <w:sz w:val="40"/>
+        </w:rPr>
+        <w:t>11. รายละเอียดหน้าจอ (Screen Specifications)</w:t>
+      </w:r>
+    </w:p>
+    <w:p>
+      <w:r>
+        <w:t xml:space="preserve"/>
+      </w:r>
+    </w:p>
+    <w:p>
+      <w:pPr>
+        <w:pStyle w:val="Heading2"/>
+      </w:pPr>
+      <w:r>
+        <w:rPr>
+          <w:rFonts w:ascii="TH Sarabun New" w:hAnsi="TH Sarabun New" w:eastAsia="TH Sarabun New" w:cs="TH Sarabun New"/>
+          <w:b/>
+          <w:sz w:val="36"/>
+        </w:rPr>
+        <w:t xml:space="preserve">Checkout — ชำระ invoice ด้วยบัตรเครดิต</w:t>
+      </w:r>
+    </w:p>
+    <w:p>
+      <w:r>
+        <w:rPr>
+          <w:rFonts w:ascii="TH Sarabun New" w:hAnsi="TH Sarabun New" w:eastAsia="TH Sarabun New" w:cs="TH Sarabun New"/>
+          <w:b w:val="0"/>
+          <w:i w:val="0"/>
+          <w:sz w:val="32"/>
+        </w:rPr>
+        <w:t xml:space="preserve">หน้าจอชำระเงิน: subscriber เลือก invoice ที่ค้างชำระ ยืนยันบัตรที่ผูกไว้ แล้วกดชำระ ระบบตัดบัตรผ่าน Payment Gateway และออกใบเสร็จ</w:t>
+      </w:r>
+    </w:p>
+    <w:tbl>
+      <w:tblPr>
+        <w:tblStyle w:val="LightGrid-Accent1"/>
+        <w:tblW w:type="auto" w:w="0"/>
+        <w:jc w:val="center"/>
+        <w:tblLook w:firstColumn="1" w:firstRow="1" w:lastColumn="0" w:lastRow="0" w:noHBand="0" w:noVBand="1" w:val="04A0"/>
+      </w:tblPr>
+      <w:tblGrid>
+        <w:gridCol w:w="4702"/>
+        <w:gridCol w:w="4702"/>
+      </w:tblGrid>
+      <w:tr>
+        <w:tc>
+          <w:tcPr>
+            <w:tcW w:type="dxa" w:w="4702"/>
+          </w:tcPr>
+          <w:p>
+            <w:r>
+              <w:rPr>
+                <w:rFonts w:ascii="TH Sarabun New" w:hAnsi="TH Sarabun New" w:eastAsia="TH Sarabun New" w:cs="TH Sarabun New"/>
+                <w:b w:val="0"/>
+                <w:sz w:val="28"/>
+              </w:rPr>
+            </w:r>
+            <w:r>
+              <w:rPr>
+                <w:rFonts w:ascii="TH Sarabun New" w:hAnsi="TH Sarabun New" w:eastAsia="TH Sarabun New" w:cs="TH Sarabun New"/>
+                <w:b w:val="0"/>
+                <w:sz w:val="28"/>
+              </w:rPr>
+              <w:t>Screen ID</w:t>
+            </w:r>
+          </w:p>
+        </w:tc>
+        <w:tc>
+          <w:tcPr>
+            <w:tcW w:type="dxa" w:w="4702"/>
+          </w:tcPr>
+          <w:p>
+            <w:r>
+              <w:rPr>
+                <w:rFonts w:ascii="TH Sarabun New" w:hAnsi="TH Sarabun New" w:eastAsia="TH Sarabun New" w:cs="TH Sarabun New"/>
+                <w:b w:val="0"/>
+                <w:sz w:val="28"/>
+              </w:rPr>
+            </w:r>
+            <w:r>
+              <w:rPr>
+                <w:rFonts w:ascii="TH Sarabun New" w:hAnsi="TH Sarabun New" w:eastAsia="TH Sarabun New" w:cs="TH Sarabun New"/>
+                <w:b w:val="0"/>
+                <w:sz w:val="28"/>
+              </w:rPr>
+              <w:t xml:space="preserve">F_SCR_001</w:t>
+            </w:r>
+          </w:p>
+        </w:tc>
+      </w:tr>
+      <w:tr>
+        <w:tc>
+          <w:tcPr>
+            <w:tcW w:type="dxa" w:w="4702"/>
+          </w:tcPr>
+          <w:p>
+            <w:r>
+              <w:rPr>
+                <w:rFonts w:ascii="TH Sarabun New" w:hAnsi="TH Sarabun New" w:eastAsia="TH Sarabun New" w:cs="TH Sarabun New"/>
+                <w:b w:val="0"/>
+                <w:sz w:val="28"/>
+              </w:rPr>
+            </w:r>
+            <w:r>
+              <w:rPr>
+                <w:rFonts w:ascii="TH Sarabun New" w:hAnsi="TH Sarabun New" w:eastAsia="TH Sarabun New" w:cs="TH Sarabun New"/>
+                <w:b w:val="0"/>
+                <w:sz w:val="28"/>
+              </w:rPr>
+              <w:t>Scenario Ref</w:t>
+            </w:r>
+          </w:p>
+        </w:tc>
+        <w:tc>
+          <w:tcPr>
+            <w:tcW w:type="dxa" w:w="4702"/>
+          </w:tcPr>
+          <w:p>
+            <w:r>
+              <w:rPr>
+                <w:rFonts w:ascii="TH Sarabun New" w:hAnsi="TH Sarabun New" w:eastAsia="TH Sarabun New" w:cs="TH Sarabun New"/>
+                <w:b w:val="0"/>
+                <w:sz w:val="28"/>
+              </w:rPr>
+            </w:r>
+            <w:r>
+              <w:rPr>
+                <w:rFonts w:ascii="TH Sarabun New" w:hAnsi="TH Sarabun New" w:eastAsia="TH Sarabun New" w:cs="TH Sarabun New"/>
+                <w:b w:val="0"/>
+                <w:sz w:val="28"/>
+              </w:rPr>
+              <w:t xml:space="preserve">SC-billing-001</w:t>
+            </w:r>
+          </w:p>
+        </w:tc>
+      </w:tr>
+      <w:tr>
+        <w:tc>
+          <w:tcPr>
+            <w:tcW w:type="dxa" w:w="4702"/>
+          </w:tcPr>
+          <w:p>
+            <w:r>
+              <w:rPr>
+                <w:rFonts w:ascii="TH Sarabun New" w:hAnsi="TH Sarabun New" w:eastAsia="TH Sarabun New" w:cs="TH Sarabun New"/>
+                <w:b w:val="0"/>
+                <w:sz w:val="28"/>
+              </w:rPr>
+            </w:r>
+            <w:r>
+              <w:rPr>
+                <w:rFonts w:ascii="TH Sarabun New" w:hAnsi="TH Sarabun New" w:eastAsia="TH Sarabun New" w:cs="TH Sarabun New"/>
+                <w:b w:val="0"/>
+                <w:sz w:val="28"/>
+              </w:rPr>
+              <w:t>Input</w:t>
+            </w:r>
+          </w:p>
+        </w:tc>
+        <w:tc>
+          <w:tcPr>
+            <w:tcW w:type="dxa" w:w="4702"/>
+          </w:tcPr>
+          <w:p>
+            <w:r>
+              <w:rPr>
+                <w:rFonts w:ascii="TH Sarabun New" w:hAnsi="TH Sarabun New" w:eastAsia="TH Sarabun New" w:cs="TH Sarabun New"/>
+                <w:b w:val="0"/>
+                <w:sz w:val="28"/>
+              </w:rPr>
+            </w:r>
+            <w:r>
+              <w:rPr>
+                <w:rFonts w:ascii="TH Sarabun New" w:hAnsi="TH Sarabun New" w:eastAsia="TH Sarabun New" w:cs="TH Sarabun New"/>
+                <w:b w:val="0"/>
+                <w:sz w:val="28"/>
+              </w:rPr>
+              <w:t xml:space="preserve">InvoiceId (เลือกจากรายการ), PaymentMethodId (บัตรที่ผูกไว้)</w:t>
+            </w:r>
+          </w:p>
+        </w:tc>
+      </w:tr>
+      <w:tr>
+        <w:tc>
+          <w:tcPr>
+            <w:tcW w:type="dxa" w:w="4702"/>
+          </w:tcPr>
+          <w:p>
+            <w:r>
+              <w:rPr>
+                <w:rFonts w:ascii="TH Sarabun New" w:hAnsi="TH Sarabun New" w:eastAsia="TH Sarabun New" w:cs="TH Sarabun New"/>
+                <w:b w:val="0"/>
+                <w:sz w:val="28"/>
+              </w:rPr>
+            </w:r>
+            <w:r>
+              <w:rPr>
+                <w:rFonts w:ascii="TH Sarabun New" w:hAnsi="TH Sarabun New" w:eastAsia="TH Sarabun New" w:cs="TH Sarabun New"/>
+                <w:b w:val="0"/>
+                <w:sz w:val="28"/>
+              </w:rPr>
+              <w:t>Output</w:t>
+            </w:r>
+          </w:p>
+        </w:tc>
+        <w:tc>
+          <w:tcPr>
+            <w:tcW w:type="dxa" w:w="4702"/>
+          </w:tcPr>
+          <w:p>
+            <w:r>
+              <w:rPr>
+                <w:rFonts w:ascii="TH Sarabun New" w:hAnsi="TH Sarabun New" w:eastAsia="TH Sarabun New" w:cs="TH Sarabun New"/>
+                <w:b w:val="0"/>
+                <w:sz w:val="28"/>
+              </w:rPr>
+            </w:r>
+            <w:r>
+              <w:rPr>
+                <w:rFonts w:ascii="TH Sarabun New" w:hAnsi="TH Sarabun New" w:eastAsia="TH Sarabun New" w:cs="TH Sarabun New"/>
+                <w:b w:val="0"/>
+                <w:sz w:val="28"/>
+              </w:rPr>
+              <w:t xml:space="preserve">Payment record (succeeded/declined), ใบเสร็จส่งทาง email, invoice status → paid</w:t>
+            </w:r>
+          </w:p>
+        </w:tc>
+      </w:tr>
+      <w:tr>
+        <w:tc>
+          <w:tcPr>
+            <w:tcW w:type="dxa" w:w="4702"/>
+          </w:tcPr>
+          <w:p>
+            <w:r>
+              <w:rPr>
+                <w:rFonts w:ascii="TH Sarabun New" w:hAnsi="TH Sarabun New" w:eastAsia="TH Sarabun New" w:cs="TH Sarabun New"/>
+                <w:b w:val="0"/>
+                <w:sz w:val="28"/>
+              </w:rPr>
+            </w:r>
+            <w:r>
+              <w:rPr>
+                <w:rFonts w:ascii="TH Sarabun New" w:hAnsi="TH Sarabun New" w:eastAsia="TH Sarabun New" w:cs="TH Sarabun New"/>
+                <w:b w:val="0"/>
+                <w:sz w:val="28"/>
+              </w:rPr>
+              <w:t>Validation</w:t>
+            </w:r>
+          </w:p>
+        </w:tc>
+        <w:tc>
+          <w:tcPr>
+            <w:tcW w:type="dxa" w:w="4702"/>
+          </w:tcPr>
+          <w:p>
+            <w:r>
+              <w:rPr>
+                <w:rFonts w:ascii="TH Sarabun New" w:hAnsi="TH Sarabun New" w:eastAsia="TH Sarabun New" w:cs="TH Sarabun New"/>
+                <w:b w:val="0"/>
+                <w:sz w:val="28"/>
+              </w:rPr>
+            </w:r>
+            <w:r>
+              <w:rPr>
+                <w:rFonts w:ascii="TH Sarabun New" w:hAnsi="TH Sarabun New" w:eastAsia="TH Sarabun New" w:cs="TH Sarabun New"/>
+                <w:b w:val="0"/>
+                <w:sz w:val="28"/>
+              </w:rPr>
+              <w:t xml:space="preserve">invoice ต้อง status=draft และ AmountDue &gt; 0; บัตรต้องยังไม่หมดอายุ; ห้ามชำระ invoice ซ้ำ</w:t>
+            </w:r>
+          </w:p>
+        </w:tc>
+      </w:tr>
+      <w:tr>
+        <w:tc>
+          <w:tcPr>
+            <w:tcW w:type="dxa" w:w="4702"/>
+          </w:tcPr>
+          <w:p>
+            <w:r>
+              <w:rPr>
+                <w:rFonts w:ascii="TH Sarabun New" w:hAnsi="TH Sarabun New" w:eastAsia="TH Sarabun New" w:cs="TH Sarabun New"/>
+                <w:b w:val="0"/>
+                <w:sz w:val="28"/>
+              </w:rPr>
+            </w:r>
+            <w:r>
+              <w:rPr>
+                <w:rFonts w:ascii="TH Sarabun New" w:hAnsi="TH Sarabun New" w:eastAsia="TH Sarabun New" w:cs="TH Sarabun New"/>
+                <w:b w:val="0"/>
+                <w:sz w:val="28"/>
+              </w:rPr>
+              <w:t>Message</w:t>
+            </w:r>
+          </w:p>
+        </w:tc>
+        <w:tc>
+          <w:tcPr>
+            <w:tcW w:type="dxa" w:w="4702"/>
+          </w:tcPr>
+          <w:p>
+            <w:r>
+              <w:rPr>
+                <w:rFonts w:ascii="TH Sarabun New" w:hAnsi="TH Sarabun New" w:eastAsia="TH Sarabun New" w:cs="TH Sarabun New"/>
+                <w:b w:val="0"/>
+                <w:sz w:val="28"/>
+              </w:rPr>
+            </w:r>
+            <w:r>
+              <w:rPr>
+                <w:rFonts w:ascii="TH Sarabun New" w:hAnsi="TH Sarabun New" w:eastAsia="TH Sarabun New" w:cs="TH Sarabun New"/>
+                <w:b w:val="0"/>
+                <w:sz w:val="28"/>
+              </w:rPr>
+              <w:t xml:space="preserve">สำเร็จ: "ชำระเงินเรียบร้อย ใบเสร็จถูกส่งไปที่อีเมลของคุณ" / ล้มเหลว: "บัตรถูกปฏิเสธ กรุณาตรวจสอบบัตรหรือใช้บัตรอื่น"</w:t>
+            </w:r>
+          </w:p>
+        </w:tc>
+      </w:tr>
+      <w:tr>
+        <w:tc>
+          <w:tcPr>
+            <w:tcW w:type="dxa" w:w="4702"/>
+          </w:tcPr>
+          <w:p>
+            <w:r>
+              <w:rPr>
+                <w:rFonts w:ascii="TH Sarabun New" w:hAnsi="TH Sarabun New" w:eastAsia="TH Sarabun New" w:cs="TH Sarabun New"/>
+                <w:b w:val="0"/>
+                <w:sz w:val="28"/>
+              </w:rPr>
+            </w:r>
+            <w:r>
+              <w:rPr>
+                <w:rFonts w:ascii="TH Sarabun New" w:hAnsi="TH Sarabun New" w:eastAsia="TH Sarabun New" w:cs="TH Sarabun New"/>
+                <w:b w:val="0"/>
+                <w:sz w:val="28"/>
+              </w:rPr>
+              <w:t>Security</w:t>
+            </w:r>
+          </w:p>
+        </w:tc>
+        <w:tc>
+          <w:tcPr>
+            <w:tcW w:type="dxa" w:w="4702"/>
+          </w:tcPr>
+          <w:p>
+            <w:r>
+              <w:rPr>
+                <w:rFonts w:ascii="TH Sarabun New" w:hAnsi="TH Sarabun New" w:eastAsia="TH Sarabun New" w:cs="TH Sarabun New"/>
+                <w:b w:val="0"/>
+                <w:sz w:val="28"/>
+              </w:rPr>
+            </w:r>
+            <w:r>
+              <w:rPr>
+                <w:rFonts w:ascii="TH Sarabun New" w:hAnsi="TH Sarabun New" w:eastAsia="TH Sarabun New" w:cs="TH Sarabun New"/>
+                <w:b w:val="0"/>
+                <w:sz w:val="28"/>
+              </w:rPr>
+              <w:t xml:space="preserve">เฉพาะ role subscriber เจ้าของ subscription; ไม่เก็บเลขบัตรในระบบ (token จาก gateway เท่านั้น)</w:t>
+            </w:r>
+          </w:p>
+        </w:tc>
+      </w:tr>
+      <w:tr>
+        <w:tc>
+          <w:tcPr>
+            <w:tcW w:type="dxa" w:w="4702"/>
+          </w:tcPr>
+          <w:p>
+            <w:r>
+              <w:rPr>
+                <w:rFonts w:ascii="TH Sarabun New" w:hAnsi="TH Sarabun New" w:eastAsia="TH Sarabun New" w:cs="TH Sarabun New"/>
+                <w:b w:val="0"/>
+                <w:sz w:val="28"/>
+              </w:rPr>
+            </w:r>
+            <w:r>
+              <w:rPr>
+                <w:rFonts w:ascii="TH Sarabun New" w:hAnsi="TH Sarabun New" w:eastAsia="TH Sarabun New" w:cs="TH Sarabun New"/>
+                <w:b w:val="0"/>
+                <w:sz w:val="28"/>
+              </w:rPr>
+              <w:t>Remark</w:t>
+            </w:r>
+          </w:p>
+        </w:tc>
+        <w:tc>
+          <w:tcPr>
+            <w:tcW w:type="dxa" w:w="4702"/>
+          </w:tcPr>
+          <w:p>
+            <w:r>
+              <w:rPr>
+                <w:rFonts w:ascii="TH Sarabun New" w:hAnsi="TH Sarabun New" w:eastAsia="TH Sarabun New" w:cs="TH Sarabun New"/>
+                <w:b w:val="0"/>
+                <w:sz w:val="28"/>
+              </w:rPr>
+            </w:r>
+            <w:r>
+              <w:rPr>
+                <w:rFonts w:ascii="TH Sarabun New" w:hAnsi="TH Sarabun New" w:eastAsia="TH Sarabun New" w:cs="TH Sarabun New"/>
+                <w:b w:val="0"/>
+                <w:sz w:val="28"/>
+              </w:rPr>
+              <w:t xml:space="preserve">อ้างอิง UC-billing-001; หน้าจอจริงดู mockups/pages/checkout</w:t>
+            </w:r>
+          </w:p>
+        </w:tc>
+      </w:tr>
+    </w:tbl>
+    <w:p>
+      <w:r>
+        <w:rPr>
+          <w:rFonts w:ascii="TH Sarabun New" w:hAnsi="TH Sarabun New" w:eastAsia="TH Sarabun New" w:cs="TH Sarabun New"/>
+          <w:b/>
+          <w:i w:val="0"/>
+          <w:sz w:val="30"/>
+        </w:rPr>
+        <w:t>ฟิลด์บนหน้าจอ (Screen Fields)</w:t>
+      </w:r>
+    </w:p>
+    <w:tbl>
+      <w:tblPr>
+        <w:tblStyle w:val="LightGrid-Accent1"/>
+        <w:tblW w:type="auto" w:w="0"/>
+        <w:jc w:val="center"/>
+        <w:tblLook w:firstColumn="1" w:firstRow="1" w:lastColumn="0" w:lastRow="0" w:noHBand="0" w:noVBand="1" w:val="04A0"/>
+      </w:tblPr>
+      <w:tblGrid>
+        <w:gridCol w:w="2351"/>
+        <w:gridCol w:w="2351"/>
+        <w:gridCol w:w="2351"/>
+        <w:gridCol w:w="2351"/>
+      </w:tblGrid>
+      <w:tr>
+        <w:tc>
+          <w:tcPr>
+            <w:tcW w:type="dxa" w:w="2351"/>
+          </w:tcPr>
+          <w:p>
+            <w:r/>
+            <w:r>
+              <w:rPr>
+                <w:rFonts w:ascii="TH Sarabun New" w:hAnsi="TH Sarabun New" w:eastAsia="TH Sarabun New" w:cs="TH Sarabun New"/>
+                <w:b/>
+                <w:sz w:val="26"/>
+              </w:rPr>
+              <w:t>Field</w:t>
+            </w:r>
+          </w:p>
+        </w:tc>
+        <w:tc>
+          <w:tcPr>
+            <w:tcW w:type="dxa" w:w="2351"/>
+          </w:tcPr>
+          <w:p>
+            <w:r/>
+            <w:r>
+              <w:rPr>
+                <w:rFonts w:ascii="TH Sarabun New" w:hAnsi="TH Sarabun New" w:eastAsia="TH Sarabun New" w:cs="TH Sarabun New"/>
+                <w:b/>
+                <w:sz w:val="26"/>
+              </w:rPr>
+              <w:t>Type</w:t>
+            </w:r>
+          </w:p>
+        </w:tc>
+        <w:tc>
+          <w:tcPr>
+            <w:tcW w:type="dxa" w:w="2351"/>
+          </w:tcPr>
+          <w:p>
+            <w:r/>
+            <w:r>
+              <w:rPr>
+                <w:rFonts w:ascii="TH Sarabun New" w:hAnsi="TH Sarabun New" w:eastAsia="TH Sarabun New" w:cs="TH Sarabun New"/>
+                <w:b/>
+                <w:sz w:val="26"/>
+              </w:rPr>
+              <w:t>Control</w:t>
+            </w:r>
+          </w:p>
+        </w:tc>
+        <w:tc>
+          <w:tcPr>
+            <w:tcW w:type="dxa" w:w="2351"/>
+          </w:tcPr>
+          <w:p>
+            <w:r/>
+            <w:r>
+              <w:rPr>
+                <w:rFonts w:ascii="TH Sarabun New" w:hAnsi="TH Sarabun New" w:eastAsia="TH Sarabun New" w:cs="TH Sarabun New"/>
+                <w:b/>
+                <w:sz w:val="26"/>
+              </w:rPr>
+              <w:t>Description</w:t>
+            </w:r>
+          </w:p>
+        </w:tc>
+      </w:tr>
+      <w:tr>
+        <w:tc>
+          <w:tcPr>
+            <w:tcW w:type="dxa" w:w="2351"/>
+          </w:tcPr>
+          <w:p>
+            <w:r/>
+            <w:r>
+              <w:rPr>
+                <w:rFonts w:ascii="TH Sarabun New" w:hAnsi="TH Sarabun New" w:eastAsia="TH Sarabun New" w:cs="TH Sarabun New"/>
+                <w:b w:val="0"/>
+                <w:sz w:val="26"/>
+              </w:rPr>
+              <w:t xml:space="preserve">InvoiceId</w:t>
+            </w:r>
+          </w:p>
+        </w:tc>
+        <w:tc>
+          <w:tcPr>
+            <w:tcW w:type="dxa" w:w="2351"/>
+          </w:tcPr>
+          <w:p>
+            <w:r/>
+            <w:r>
+              <w:rPr>
+                <w:rFonts w:ascii="TH Sarabun New" w:hAnsi="TH Sarabun New" w:eastAsia="TH Sarabun New" w:cs="TH Sarabun New"/>
+                <w:b w:val="0"/>
+                <w:sz w:val="26"/>
+              </w:rPr>
+              <w:t xml:space="preserve">uuid</w:t>
+            </w:r>
+          </w:p>
+        </w:tc>
+        <w:tc>
+          <w:tcPr>
+            <w:tcW w:type="dxa" w:w="2351"/>
+          </w:tcPr>
+          <w:p>
+            <w:r/>
+            <w:r>
+              <w:rPr>
+                <w:rFonts w:ascii="TH Sarabun New" w:hAnsi="TH Sarabun New" w:eastAsia="TH Sarabun New" w:cs="TH Sarabun New"/>
+                <w:b w:val="0"/>
+                <w:sz w:val="26"/>
+              </w:rPr>
+              <w:t xml:space="preserve">dropdown (invoice ค้างชำระ)</w:t>
+            </w:r>
+          </w:p>
+        </w:tc>
+        <w:tc>
+          <w:tcPr>
+            <w:tcW w:type="dxa" w:w="2351"/>
+          </w:tcPr>
+          <w:p>
+            <w:r/>
+            <w:r>
+              <w:rPr>
+                <w:rFonts w:ascii="TH Sarabun New" w:hAnsi="TH Sarabun New" w:eastAsia="TH Sarabun New" w:cs="TH Sarabun New"/>
+                <w:b w:val="0"/>
+                <w:sz w:val="26"/>
+              </w:rPr>
+              <w:t xml:space="preserve">invoice ที่จะชำระ</w:t>
+            </w:r>
+          </w:p>
+        </w:tc>
+      </w:tr>
+      <w:tr>
+        <w:tc>
+          <w:tcPr>
+            <w:tcW w:type="dxa" w:w="2351"/>
+          </w:tcPr>
+          <w:p>
+            <w:r/>
+            <w:r>
+              <w:rPr>
+                <w:rFonts w:ascii="TH Sarabun New" w:hAnsi="TH Sarabun New" w:eastAsia="TH Sarabun New" w:cs="TH Sarabun New"/>
+                <w:b w:val="0"/>
+                <w:sz w:val="26"/>
+              </w:rPr>
+              <w:t xml:space="preserve">PaymentMethodId</w:t>
+            </w:r>
+          </w:p>
+        </w:tc>
+        <w:tc>
+          <w:tcPr>
+            <w:tcW w:type="dxa" w:w="2351"/>
+          </w:tcPr>
+          <w:p>
+            <w:r/>
+            <w:r>
+              <w:rPr>
+                <w:rFonts w:ascii="TH Sarabun New" w:hAnsi="TH Sarabun New" w:eastAsia="TH Sarabun New" w:cs="TH Sarabun New"/>
+                <w:b w:val="0"/>
+                <w:sz w:val="26"/>
+              </w:rPr>
+              <w:t xml:space="preserve">uuid</w:t>
+            </w:r>
+          </w:p>
+        </w:tc>
+        <w:tc>
+          <w:tcPr>
+            <w:tcW w:type="dxa" w:w="2351"/>
+          </w:tcPr>
+          <w:p>
+            <w:r/>
+            <w:r>
+              <w:rPr>
+                <w:rFonts w:ascii="TH Sarabun New" w:hAnsi="TH Sarabun New" w:eastAsia="TH Sarabun New" w:cs="TH Sarabun New"/>
+                <w:b w:val="0"/>
+                <w:sz w:val="26"/>
+              </w:rPr>
+              <w:t xml:space="preserve">radio (บัตรที่ผูกไว้)</w:t>
+            </w:r>
+          </w:p>
+        </w:tc>
+        <w:tc>
+          <w:tcPr>
+            <w:tcW w:type="dxa" w:w="2351"/>
+          </w:tcPr>
+          <w:p>
+            <w:r/>
+            <w:r>
+              <w:rPr>
+                <w:rFonts w:ascii="TH Sarabun New" w:hAnsi="TH Sarabun New" w:eastAsia="TH Sarabun New" w:cs="TH Sarabun New"/>
+                <w:b w:val="0"/>
+                <w:sz w:val="26"/>
+              </w:rPr>
+              <w:t xml:space="preserve">บัตรที่ใช้ตัด</w:t>
+            </w:r>
+          </w:p>
+        </w:tc>
+      </w:tr>
+      <w:tr>
+        <w:tc>
+          <w:tcPr>
+            <w:tcW w:type="dxa" w:w="2351"/>
+          </w:tcPr>
+          <w:p>
+            <w:r/>
+            <w:r>
+              <w:rPr>
+                <w:rFonts w:ascii="TH Sarabun New" w:hAnsi="TH Sarabun New" w:eastAsia="TH Sarabun New" w:cs="TH Sarabun New"/>
+                <w:b w:val="0"/>
+                <w:sz w:val="26"/>
+              </w:rPr>
+              <w:t xml:space="preserve">AmountDue</w:t>
+            </w:r>
+          </w:p>
+        </w:tc>
+        <w:tc>
+          <w:tcPr>
+            <w:tcW w:type="dxa" w:w="2351"/>
+          </w:tcPr>
+          <w:p>
+            <w:r/>
+            <w:r>
+              <w:rPr>
+                <w:rFonts w:ascii="TH Sarabun New" w:hAnsi="TH Sarabun New" w:eastAsia="TH Sarabun New" w:cs="TH Sarabun New"/>
+                <w:b w:val="0"/>
+                <w:sz w:val="26"/>
+              </w:rPr>
+              <w:t xml:space="preserve">decimal(12,2)</w:t>
+            </w:r>
+          </w:p>
+        </w:tc>
+        <w:tc>
+          <w:tcPr>
+            <w:tcW w:type="dxa" w:w="2351"/>
+          </w:tcPr>
+          <w:p>
+            <w:r/>
+            <w:r>
+              <w:rPr>
+                <w:rFonts w:ascii="TH Sarabun New" w:hAnsi="TH Sarabun New" w:eastAsia="TH Sarabun New" w:cs="TH Sarabun New"/>
+                <w:b w:val="0"/>
+                <w:sz w:val="26"/>
+              </w:rPr>
+              <w:t xml:space="preserve">label (read-only)</w:t>
+            </w:r>
+          </w:p>
+        </w:tc>
+        <w:tc>
+          <w:tcPr>
+            <w:tcW w:type="dxa" w:w="2351"/>
+          </w:tcPr>
+          <w:p>
+            <w:r/>
+            <w:r>
+              <w:rPr>
+                <w:rFonts w:ascii="TH Sarabun New" w:hAnsi="TH Sarabun New" w:eastAsia="TH Sarabun New" w:cs="TH Sarabun New"/>
+                <w:b w:val="0"/>
+                <w:sz w:val="26"/>
+              </w:rPr>
+              <w:t xml:space="preserve">ยอดที่ต้องชำระ</w:t>
+            </w:r>
+          </w:p>
+        </w:tc>
+      </w:tr>
+    </w:tbl>
+    <w:p>
+      <w:pPr>
+        <w:jc w:val="center"/>
+      </w:pPr>
+      <w:r>
+        <w:t xml:space="preserve"/>
+      </w:r>
+      <w:r>
+        <w:drawing>
+          <wp:inline xmlns:a="http://schemas.openxmlformats.org/drawingml/2006/main" xmlns:pic="http://schemas.openxmlformats.org/drawingml/2006/picture">
+            <wp:extent cx="5040000" cy="3360000"/>
+            <wp:docPr id="1007" name="Picture 1"/>
+            <wp:cNvGraphicFramePr>
+              <a:graphicFrameLocks noChangeAspect="1"/>
+            </wp:cNvGraphicFramePr>
+            <a:graphic>
+              <a:graphicData uri="http://schemas.openxmlformats.org/drawingml/2006/picture">
+                <pic:pic>
+                  <pic:nvPicPr>
+                    <pic:cNvPr id="0" name="checkout.png"/>
+                    <pic:cNvPicPr/>
+                  </pic:nvPicPr>
+                  <pic:blipFill>
+                    <a:blip r:embed="rId15"/>
+                    <a:stretch>
+                      <a:fillRect/>
+                    </a:stretch>
+                  </pic:blipFill>
+                  <pic:spPr>
+                    <a:xfrm>
+                      <a:off x="0" y="0"/>
+                      <a:ext cx="5040000" cy="3360000"/>
+                    </a:xfrm>
+                    <a:prstGeom prst="rect"/>
+                  </pic:spPr>
+                </pic:pic>
+              </a:graphicData>
+            </a:graphic>
+          </wp:inline>
+        </w:drawing>
+      </w:r>
+      <w:r>
+        <w:t xml:space="preserve"/>
+      </w:r>
+    </w:p>
+    <w:p>
+      <w:pPr>
+        <w:jc w:val="center"/>
+      </w:pPr>
+      <w:r>
+        <w:rPr>
+          <w:rFonts w:ascii="TH Sarabun New" w:hAnsi="TH Sarabun New" w:eastAsia="TH Sarabun New" w:cs="TH Sarabun New"/>
+          <w:b w:val="0"/>
+          <w:i/>
+          <w:sz w:val="26"/>
+        </w:rPr>
+        <w:t xml:space="preserve">รูปที่ 1: หน้าจอ Checkout (mockup)</w:t>
+      </w:r>
+    </w:p>
+    <w:p>
+      <w:r>
+        <w:t xml:space="preserve"/>
+      </w:r>
+    </w:p>
+    <w:p>
+      <w:pPr>
+        <w:pStyle w:val="Heading2"/>
+      </w:pPr>
+      <w:r>
+        <w:rPr>
+          <w:rFonts w:ascii="TH Sarabun New" w:hAnsi="TH Sarabun New" w:eastAsia="TH Sarabun New" w:cs="TH Sarabun New"/>
+          <w:b/>
+          <w:sz w:val="36"/>
+        </w:rPr>
+        <w:t xml:space="preserve">Invoices — รายการใบแจ้งหนี้</w:t>
+      </w:r>
+    </w:p>
+    <w:p>
+      <w:r>
+        <w:rPr>
+          <w:rFonts w:ascii="TH Sarabun New" w:hAnsi="TH Sarabun New" w:eastAsia="TH Sarabun New" w:cs="TH Sarabun New"/>
+          <w:b w:val="0"/>
+          <w:i w:val="0"/>
+          <w:sz w:val="32"/>
+        </w:rPr>
+        <w:t xml:space="preserve">หน้าจอรายการ invoice ของ subscriber: ค้นหา/กรองตามสถานะและช่วงวันที่ กดเข้าไปดูรายละเอียดหรือไปหน้า Checkout ได้</w:t>
+      </w:r>
+    </w:p>
+    <w:tbl>
+      <w:tblPr>
+        <w:tblStyle w:val="LightGrid-Accent1"/>
+        <w:tblW w:type="auto" w:w="0"/>
+        <w:jc w:val="center"/>
+        <w:tblLook w:firstColumn="1" w:firstRow="1" w:lastColumn="0" w:lastRow="0" w:noHBand="0" w:noVBand="1" w:val="04A0"/>
+      </w:tblPr>
+      <w:tblGrid>
+        <w:gridCol w:w="4702"/>
+        <w:gridCol w:w="4702"/>
+      </w:tblGrid>
+      <w:tr>
+        <w:tc>
+          <w:tcPr>
+            <w:tcW w:type="dxa" w:w="4702"/>
+          </w:tcPr>
+          <w:p>
+            <w:r>
+              <w:rPr>
+                <w:rFonts w:ascii="TH Sarabun New" w:hAnsi="TH Sarabun New" w:eastAsia="TH Sarabun New" w:cs="TH Sarabun New"/>
+                <w:b w:val="0"/>
+                <w:sz w:val="28"/>
+              </w:rPr>
+            </w:r>
+            <w:r>
+              <w:rPr>
+                <w:rFonts w:ascii="TH Sarabun New" w:hAnsi="TH Sarabun New" w:eastAsia="TH Sarabun New" w:cs="TH Sarabun New"/>
+                <w:b w:val="0"/>
+                <w:sz w:val="28"/>
+              </w:rPr>
+              <w:t>Screen ID</w:t>
+            </w:r>
+          </w:p>
+        </w:tc>
+        <w:tc>
+          <w:tcPr>
+            <w:tcW w:type="dxa" w:w="4702"/>
+          </w:tcPr>
+          <w:p>
+            <w:r>
+              <w:rPr>
+                <w:rFonts w:ascii="TH Sarabun New" w:hAnsi="TH Sarabun New" w:eastAsia="TH Sarabun New" w:cs="TH Sarabun New"/>
+                <w:b w:val="0"/>
+                <w:sz w:val="28"/>
+              </w:rPr>
+            </w:r>
+            <w:r>
+              <w:rPr>
+                <w:rFonts w:ascii="TH Sarabun New" w:hAnsi="TH Sarabun New" w:eastAsia="TH Sarabun New" w:cs="TH Sarabun New"/>
+                <w:b w:val="0"/>
+                <w:sz w:val="28"/>
+              </w:rPr>
+              <w:t xml:space="preserve">F_SCR_002</w:t>
+            </w:r>
+          </w:p>
+        </w:tc>
+      </w:tr>
+      <w:tr>
+        <w:tc>
+          <w:tcPr>
+            <w:tcW w:type="dxa" w:w="4702"/>
+          </w:tcPr>
+          <w:p>
+            <w:r>
+              <w:rPr>
+                <w:rFonts w:ascii="TH Sarabun New" w:hAnsi="TH Sarabun New" w:eastAsia="TH Sarabun New" w:cs="TH Sarabun New"/>
+                <w:b w:val="0"/>
+                <w:sz w:val="28"/>
+              </w:rPr>
+            </w:r>
+            <w:r>
+              <w:rPr>
+                <w:rFonts w:ascii="TH Sarabun New" w:hAnsi="TH Sarabun New" w:eastAsia="TH Sarabun New" w:cs="TH Sarabun New"/>
+                <w:b w:val="0"/>
+                <w:sz w:val="28"/>
+              </w:rPr>
+              <w:t>Scenario Ref</w:t>
+            </w:r>
+          </w:p>
+        </w:tc>
+        <w:tc>
+          <w:tcPr>
+            <w:tcW w:type="dxa" w:w="4702"/>
+          </w:tcPr>
+          <w:p>
+            <w:r>
+              <w:rPr>
+                <w:rFonts w:ascii="TH Sarabun New" w:hAnsi="TH Sarabun New" w:eastAsia="TH Sarabun New" w:cs="TH Sarabun New"/>
+                <w:b w:val="0"/>
+                <w:sz w:val="28"/>
+              </w:rPr>
+            </w:r>
+            <w:r>
+              <w:rPr>
+                <w:rFonts w:ascii="TH Sarabun New" w:hAnsi="TH Sarabun New" w:eastAsia="TH Sarabun New" w:cs="TH Sarabun New"/>
+                <w:b w:val="0"/>
+                <w:sz w:val="28"/>
+              </w:rPr>
+              <w:t xml:space="preserve">SC-billing-002</w:t>
+            </w:r>
+          </w:p>
+        </w:tc>
+      </w:tr>
+      <w:tr>
+        <w:tc>
+          <w:tcPr>
+            <w:tcW w:type="dxa" w:w="4702"/>
+          </w:tcPr>
+          <w:p>
+            <w:r>
+              <w:rPr>
+                <w:rFonts w:ascii="TH Sarabun New" w:hAnsi="TH Sarabun New" w:eastAsia="TH Sarabun New" w:cs="TH Sarabun New"/>
+                <w:b w:val="0"/>
+                <w:sz w:val="28"/>
+              </w:rPr>
+            </w:r>
+            <w:r>
+              <w:rPr>
+                <w:rFonts w:ascii="TH Sarabun New" w:hAnsi="TH Sarabun New" w:eastAsia="TH Sarabun New" w:cs="TH Sarabun New"/>
+                <w:b w:val="0"/>
+                <w:sz w:val="28"/>
+              </w:rPr>
+              <w:t>Input</w:t>
+            </w:r>
+          </w:p>
+        </w:tc>
+        <w:tc>
+          <w:tcPr>
+            <w:tcW w:type="dxa" w:w="4702"/>
+          </w:tcPr>
+          <w:p>
+            <w:r>
+              <w:rPr>
+                <w:rFonts w:ascii="TH Sarabun New" w:hAnsi="TH Sarabun New" w:eastAsia="TH Sarabun New" w:cs="TH Sarabun New"/>
+                <w:b w:val="0"/>
+                <w:sz w:val="28"/>
+              </w:rPr>
+            </w:r>
+            <w:r>
+              <w:rPr>
+                <w:rFonts w:ascii="TH Sarabun New" w:hAnsi="TH Sarabun New" w:eastAsia="TH Sarabun New" w:cs="TH Sarabun New"/>
+                <w:b w:val="0"/>
+                <w:sz w:val="28"/>
+              </w:rPr>
+              <w:t xml:space="preserve">คำค้นหา, Status filter (draft/paid/void), ช่วงวันที่</w:t>
+            </w:r>
+          </w:p>
+        </w:tc>
+      </w:tr>
+      <w:tr>
+        <w:tc>
+          <w:tcPr>
+            <w:tcW w:type="dxa" w:w="4702"/>
+          </w:tcPr>
+          <w:p>
+            <w:r>
+              <w:rPr>
+                <w:rFonts w:ascii="TH Sarabun New" w:hAnsi="TH Sarabun New" w:eastAsia="TH Sarabun New" w:cs="TH Sarabun New"/>
+                <w:b w:val="0"/>
+                <w:sz w:val="28"/>
+              </w:rPr>
+            </w:r>
+            <w:r>
+              <w:rPr>
+                <w:rFonts w:ascii="TH Sarabun New" w:hAnsi="TH Sarabun New" w:eastAsia="TH Sarabun New" w:cs="TH Sarabun New"/>
+                <w:b w:val="0"/>
+                <w:sz w:val="28"/>
+              </w:rPr>
+              <w:t>Output</w:t>
+            </w:r>
+          </w:p>
+        </w:tc>
+        <w:tc>
+          <w:tcPr>
+            <w:tcW w:type="dxa" w:w="4702"/>
+          </w:tcPr>
+          <w:p>
+            <w:r>
+              <w:rPr>
+                <w:rFonts w:ascii="TH Sarabun New" w:hAnsi="TH Sarabun New" w:eastAsia="TH Sarabun New" w:cs="TH Sarabun New"/>
+                <w:b w:val="0"/>
+                <w:sz w:val="28"/>
+              </w:rPr>
+            </w:r>
+            <w:r>
+              <w:rPr>
+                <w:rFonts w:ascii="TH Sarabun New" w:hAnsi="TH Sarabun New" w:eastAsia="TH Sarabun New" w:cs="TH Sarabun New"/>
+                <w:b w:val="0"/>
+                <w:sz w:val="28"/>
+              </w:rPr>
+              <w:t xml:space="preserve">ตารางรายการ invoice พร้อมสถานะและยอด</w:t>
+            </w:r>
+          </w:p>
+        </w:tc>
+      </w:tr>
+      <w:tr>
+        <w:tc>
+          <w:tcPr>
+            <w:tcW w:type="dxa" w:w="4702"/>
+          </w:tcPr>
+          <w:p>
+            <w:r>
+              <w:rPr>
+                <w:rFonts w:ascii="TH Sarabun New" w:hAnsi="TH Sarabun New" w:eastAsia="TH Sarabun New" w:cs="TH Sarabun New"/>
+                <w:b w:val="0"/>
+                <w:sz w:val="28"/>
+              </w:rPr>
+            </w:r>
+            <w:r>
+              <w:rPr>
+                <w:rFonts w:ascii="TH Sarabun New" w:hAnsi="TH Sarabun New" w:eastAsia="TH Sarabun New" w:cs="TH Sarabun New"/>
+                <w:b w:val="0"/>
+                <w:sz w:val="28"/>
+              </w:rPr>
+              <w:t>Validation</w:t>
+            </w:r>
+          </w:p>
+        </w:tc>
+        <w:tc>
+          <w:tcPr>
+            <w:tcW w:type="dxa" w:w="4702"/>
+          </w:tcPr>
+          <w:p>
+            <w:r>
+              <w:rPr>
+                <w:rFonts w:ascii="TH Sarabun New" w:hAnsi="TH Sarabun New" w:eastAsia="TH Sarabun New" w:cs="TH Sarabun New"/>
+                <w:b w:val="0"/>
+                <w:sz w:val="28"/>
+              </w:rPr>
+            </w:r>
+            <w:r>
+              <w:rPr>
+                <w:rFonts w:ascii="TH Sarabun New" w:hAnsi="TH Sarabun New" w:eastAsia="TH Sarabun New" w:cs="TH Sarabun New"/>
+                <w:b w:val="0"/>
+                <w:sz w:val="28"/>
+              </w:rPr>
+              <w:t xml:space="preserve">ช่วงวันที่ From ต้องไม่เกิน To</w:t>
+            </w:r>
+          </w:p>
+        </w:tc>
+      </w:tr>
+      <w:tr>
+        <w:tc>
+          <w:tcPr>
+            <w:tcW w:type="dxa" w:w="4702"/>
+          </w:tcPr>
+          <w:p>
+            <w:r>
+              <w:rPr>
+                <w:rFonts w:ascii="TH Sarabun New" w:hAnsi="TH Sarabun New" w:eastAsia="TH Sarabun New" w:cs="TH Sarabun New"/>
+                <w:b w:val="0"/>
+                <w:sz w:val="28"/>
+              </w:rPr>
+            </w:r>
+            <w:r>
+              <w:rPr>
+                <w:rFonts w:ascii="TH Sarabun New" w:hAnsi="TH Sarabun New" w:eastAsia="TH Sarabun New" w:cs="TH Sarabun New"/>
+                <w:b w:val="0"/>
+                <w:sz w:val="28"/>
+              </w:rPr>
+              <w:t>Message</w:t>
+            </w:r>
+          </w:p>
+        </w:tc>
+        <w:tc>
+          <w:tcPr>
+            <w:tcW w:type="dxa" w:w="4702"/>
+          </w:tcPr>
+          <w:p>
+            <w:r>
+              <w:rPr>
+                <w:rFonts w:ascii="TH Sarabun New" w:hAnsi="TH Sarabun New" w:eastAsia="TH Sarabun New" w:cs="TH Sarabun New"/>
+                <w:b w:val="0"/>
+                <w:sz w:val="28"/>
+              </w:rPr>
+            </w:r>
+            <w:r>
+              <w:rPr>
+                <w:rFonts w:ascii="TH Sarabun New" w:hAnsi="TH Sarabun New" w:eastAsia="TH Sarabun New" w:cs="TH Sarabun New"/>
+                <w:b w:val="0"/>
+                <w:sz w:val="28"/>
+              </w:rPr>
+              <w:t xml:space="preserve">ไม่พบข้อมูล: "ไม่พบ invoice ตามเงื่อนไขที่เลือก"</w:t>
+            </w:r>
+          </w:p>
+        </w:tc>
+      </w:tr>
+      <w:tr>
+        <w:tc>
+          <w:tcPr>
+            <w:tcW w:type="dxa" w:w="4702"/>
+          </w:tcPr>
+          <w:p>
+            <w:r>
+              <w:rPr>
+                <w:rFonts w:ascii="TH Sarabun New" w:hAnsi="TH Sarabun New" w:eastAsia="TH Sarabun New" w:cs="TH Sarabun New"/>
+                <w:b w:val="0"/>
+                <w:sz w:val="28"/>
+              </w:rPr>
+            </w:r>
+            <w:r>
+              <w:rPr>
+                <w:rFonts w:ascii="TH Sarabun New" w:hAnsi="TH Sarabun New" w:eastAsia="TH Sarabun New" w:cs="TH Sarabun New"/>
+                <w:b w:val="0"/>
+                <w:sz w:val="28"/>
+              </w:rPr>
+              <w:t>Security</w:t>
+            </w:r>
+          </w:p>
+        </w:tc>
+        <w:tc>
+          <w:tcPr>
+            <w:tcW w:type="dxa" w:w="4702"/>
+          </w:tcPr>
+          <w:p>
+            <w:r>
+              <w:rPr>
+                <w:rFonts w:ascii="TH Sarabun New" w:hAnsi="TH Sarabun New" w:eastAsia="TH Sarabun New" w:cs="TH Sarabun New"/>
+                <w:b w:val="0"/>
+                <w:sz w:val="28"/>
+              </w:rPr>
+            </w:r>
+            <w:r>
+              <w:rPr>
+                <w:rFonts w:ascii="TH Sarabun New" w:hAnsi="TH Sarabun New" w:eastAsia="TH Sarabun New" w:cs="TH Sarabun New"/>
+                <w:b w:val="0"/>
+                <w:sz w:val="28"/>
+              </w:rPr>
+              <w:t xml:space="preserve">subscriber เห็นเฉพาะ invoice ของตัวเอง; billing_admin เห็นทั้งหมด</w:t>
+            </w:r>
+          </w:p>
+        </w:tc>
+      </w:tr>
+      <w:tr>
+        <w:tc>
+          <w:tcPr>
+            <w:tcW w:type="dxa" w:w="4702"/>
+          </w:tcPr>
+          <w:p>
+            <w:r>
+              <w:rPr>
+                <w:rFonts w:ascii="TH Sarabun New" w:hAnsi="TH Sarabun New" w:eastAsia="TH Sarabun New" w:cs="TH Sarabun New"/>
+                <w:b w:val="0"/>
+                <w:sz w:val="28"/>
+              </w:rPr>
+            </w:r>
+            <w:r>
+              <w:rPr>
+                <w:rFonts w:ascii="TH Sarabun New" w:hAnsi="TH Sarabun New" w:eastAsia="TH Sarabun New" w:cs="TH Sarabun New"/>
+                <w:b w:val="0"/>
+                <w:sz w:val="28"/>
+              </w:rPr>
+              <w:t>Remark</w:t>
+            </w:r>
+          </w:p>
+        </w:tc>
+        <w:tc>
+          <w:tcPr>
+            <w:tcW w:type="dxa" w:w="4702"/>
+          </w:tcPr>
+          <w:p>
+            <w:r>
+              <w:rPr>
+                <w:rFonts w:ascii="TH Sarabun New" w:hAnsi="TH Sarabun New" w:eastAsia="TH Sarabun New" w:cs="TH Sarabun New"/>
+                <w:b w:val="0"/>
+                <w:sz w:val="28"/>
+              </w:rPr>
+            </w:r>
+            <w:r>
+              <w:rPr>
+                <w:rFonts w:ascii="TH Sarabun New" w:hAnsi="TH Sarabun New" w:eastAsia="TH Sarabun New" w:cs="TH Sarabun New"/>
+                <w:b w:val="0"/>
+                <w:sz w:val="28"/>
+              </w:rPr>
+              <w:t xml:space="preserve">อ้างอิง sitemap /billing/invoices</w:t>
+            </w:r>
+          </w:p>
+        </w:tc>
+      </w:tr>
+    </w:tbl>
+    <w:p>
+      <w:r>
+        <w:rPr>
+          <w:rFonts w:ascii="TH Sarabun New" w:hAnsi="TH Sarabun New" w:eastAsia="TH Sarabun New" w:cs="TH Sarabun New"/>
+          <w:b/>
+          <w:i w:val="0"/>
+          <w:sz w:val="30"/>
+        </w:rPr>
+        <w:t>ฟิลด์บนหน้าจอ (Screen Fields)</w:t>
+      </w:r>
+    </w:p>
+    <w:tbl>
+      <w:tblPr>
+        <w:tblStyle w:val="LightGrid-Accent1"/>
+        <w:tblW w:type="auto" w:w="0"/>
+        <w:jc w:val="center"/>
+        <w:tblLook w:firstColumn="1" w:firstRow="1" w:lastColumn="0" w:lastRow="0" w:noHBand="0" w:noVBand="1" w:val="04A0"/>
+      </w:tblPr>
+      <w:tblGrid>
+        <w:gridCol w:w="2351"/>
+        <w:gridCol w:w="2351"/>
+        <w:gridCol w:w="2351"/>
+        <w:gridCol w:w="2351"/>
+      </w:tblGrid>
+      <w:tr>
+        <w:tc>
+          <w:tcPr>
+            <w:tcW w:type="dxa" w:w="2351"/>
+          </w:tcPr>
+          <w:p>
+            <w:r/>
+            <w:r>
+              <w:rPr>
+                <w:rFonts w:ascii="TH Sarabun New" w:hAnsi="TH Sarabun New" w:eastAsia="TH Sarabun New" w:cs="TH Sarabun New"/>
+                <w:b/>
+                <w:sz w:val="26"/>
+              </w:rPr>
+              <w:t>Field</w:t>
+            </w:r>
+          </w:p>
+        </w:tc>
+        <w:tc>
+          <w:tcPr>
+            <w:tcW w:type="dxa" w:w="2351"/>
+          </w:tcPr>
+          <w:p>
+            <w:r/>
+            <w:r>
+              <w:rPr>
+                <w:rFonts w:ascii="TH Sarabun New" w:hAnsi="TH Sarabun New" w:eastAsia="TH Sarabun New" w:cs="TH Sarabun New"/>
+                <w:b/>
+                <w:sz w:val="26"/>
+              </w:rPr>
+              <w:t>Type</w:t>
+            </w:r>
+          </w:p>
+        </w:tc>
+        <w:tc>
+          <w:tcPr>
+            <w:tcW w:type="dxa" w:w="2351"/>
+          </w:tcPr>
+          <w:p>
+            <w:r/>
+            <w:r>
+              <w:rPr>
+                <w:rFonts w:ascii="TH Sarabun New" w:hAnsi="TH Sarabun New" w:eastAsia="TH Sarabun New" w:cs="TH Sarabun New"/>
+                <w:b/>
+                <w:sz w:val="26"/>
+              </w:rPr>
+              <w:t>Control</w:t>
+            </w:r>
+          </w:p>
+        </w:tc>
+        <w:tc>
+          <w:tcPr>
+            <w:tcW w:type="dxa" w:w="2351"/>
+          </w:tcPr>
+          <w:p>
+            <w:r/>
+            <w:r>
+              <w:rPr>
+                <w:rFonts w:ascii="TH Sarabun New" w:hAnsi="TH Sarabun New" w:eastAsia="TH Sarabun New" w:cs="TH Sarabun New"/>
+                <w:b/>
+                <w:sz w:val="26"/>
+              </w:rPr>
+              <w:t>Description</w:t>
+            </w:r>
+          </w:p>
+        </w:tc>
+      </w:tr>
+      <w:tr>
+        <w:tc>
+          <w:tcPr>
+            <w:tcW w:type="dxa" w:w="2351"/>
+          </w:tcPr>
+          <w:p>
+            <w:r/>
+            <w:r>
+              <w:rPr>
+                <w:rFonts w:ascii="TH Sarabun New" w:hAnsi="TH Sarabun New" w:eastAsia="TH Sarabun New" w:cs="TH Sarabun New"/>
+                <w:b w:val="0"/>
+                <w:sz w:val="26"/>
+              </w:rPr>
+              <w:t xml:space="preserve">SearchText</w:t>
+            </w:r>
+          </w:p>
+        </w:tc>
+        <w:tc>
+          <w:tcPr>
+            <w:tcW w:type="dxa" w:w="2351"/>
+          </w:tcPr>
+          <w:p>
+            <w:r/>
+            <w:r>
+              <w:rPr>
+                <w:rFonts w:ascii="TH Sarabun New" w:hAnsi="TH Sarabun New" w:eastAsia="TH Sarabun New" w:cs="TH Sarabun New"/>
+                <w:b w:val="0"/>
+                <w:sz w:val="26"/>
+              </w:rPr>
+              <w:t xml:space="preserve">varchar(100)</w:t>
+            </w:r>
+          </w:p>
+        </w:tc>
+        <w:tc>
+          <w:tcPr>
+            <w:tcW w:type="dxa" w:w="2351"/>
+          </w:tcPr>
+          <w:p>
+            <w:r/>
+            <w:r>
+              <w:rPr>
+                <w:rFonts w:ascii="TH Sarabun New" w:hAnsi="TH Sarabun New" w:eastAsia="TH Sarabun New" w:cs="TH Sarabun New"/>
+                <w:b w:val="0"/>
+                <w:sz w:val="26"/>
+              </w:rPr>
+              <w:t xml:space="preserve">textbox</w:t>
+            </w:r>
+          </w:p>
+        </w:tc>
+        <w:tc>
+          <w:tcPr>
+            <w:tcW w:type="dxa" w:w="2351"/>
+          </w:tcPr>
+          <w:p>
+            <w:r/>
+            <w:r>
+              <w:rPr>
+                <w:rFonts w:ascii="TH Sarabun New" w:hAnsi="TH Sarabun New" w:eastAsia="TH Sarabun New" w:cs="TH Sarabun New"/>
+                <w:b w:val="0"/>
+                <w:sz w:val="26"/>
+              </w:rPr>
+              <w:t xml:space="preserve">ค้นหาจากเลข invoice</w:t>
+            </w:r>
+          </w:p>
+        </w:tc>
+      </w:tr>
+      <w:tr>
+        <w:tc>
+          <w:tcPr>
+            <w:tcW w:type="dxa" w:w="2351"/>
+          </w:tcPr>
+          <w:p>
+            <w:r/>
+            <w:r>
+              <w:rPr>
+                <w:rFonts w:ascii="TH Sarabun New" w:hAnsi="TH Sarabun New" w:eastAsia="TH Sarabun New" w:cs="TH Sarabun New"/>
+                <w:b w:val="0"/>
+                <w:sz w:val="26"/>
+              </w:rPr>
+              <w:t xml:space="preserve">Status</w:t>
+            </w:r>
+          </w:p>
+        </w:tc>
+        <w:tc>
+          <w:tcPr>
+            <w:tcW w:type="dxa" w:w="2351"/>
+          </w:tcPr>
+          <w:p>
+            <w:r/>
+            <w:r>
+              <w:rPr>
+                <w:rFonts w:ascii="TH Sarabun New" w:hAnsi="TH Sarabun New" w:eastAsia="TH Sarabun New" w:cs="TH Sarabun New"/>
+                <w:b w:val="0"/>
+                <w:sz w:val="26"/>
+              </w:rPr>
+              <w:t xml:space="preserve">enum(draft,paid,void)</w:t>
+            </w:r>
+          </w:p>
+        </w:tc>
+        <w:tc>
+          <w:tcPr>
+            <w:tcW w:type="dxa" w:w="2351"/>
+          </w:tcPr>
+          <w:p>
+            <w:r/>
+            <w:r>
+              <w:rPr>
+                <w:rFonts w:ascii="TH Sarabun New" w:hAnsi="TH Sarabun New" w:eastAsia="TH Sarabun New" w:cs="TH Sarabun New"/>
+                <w:b w:val="0"/>
+                <w:sz w:val="26"/>
+              </w:rPr>
+              <w:t xml:space="preserve">dropdown</w:t>
+            </w:r>
+          </w:p>
+        </w:tc>
+        <w:tc>
+          <w:tcPr>
+            <w:tcW w:type="dxa" w:w="2351"/>
+          </w:tcPr>
+          <w:p>
+            <w:r/>
+            <w:r>
+              <w:rPr>
+                <w:rFonts w:ascii="TH Sarabun New" w:hAnsi="TH Sarabun New" w:eastAsia="TH Sarabun New" w:cs="TH Sarabun New"/>
+                <w:b w:val="0"/>
+                <w:sz w:val="26"/>
+              </w:rPr>
+              <w:t xml:space="preserve">กรองตามสถานะ</w:t>
+            </w:r>
+          </w:p>
+        </w:tc>
+      </w:tr>
+      <w:tr>
+        <w:tc>
+          <w:tcPr>
+            <w:tcW w:type="dxa" w:w="2351"/>
+          </w:tcPr>
+          <w:p>
+            <w:r/>
+            <w:r>
+              <w:rPr>
+                <w:rFonts w:ascii="TH Sarabun New" w:hAnsi="TH Sarabun New" w:eastAsia="TH Sarabun New" w:cs="TH Sarabun New"/>
+                <w:b w:val="0"/>
+                <w:sz w:val="26"/>
+              </w:rPr>
+              <w:t xml:space="preserve">DateFrom</w:t>
+            </w:r>
+          </w:p>
+        </w:tc>
+        <w:tc>
+          <w:tcPr>
+            <w:tcW w:type="dxa" w:w="2351"/>
+          </w:tcPr>
+          <w:p>
+            <w:r/>
+            <w:r>
+              <w:rPr>
+                <w:rFonts w:ascii="TH Sarabun New" w:hAnsi="TH Sarabun New" w:eastAsia="TH Sarabun New" w:cs="TH Sarabun New"/>
+                <w:b w:val="0"/>
+                <w:sz w:val="26"/>
+              </w:rPr>
+              <w:t xml:space="preserve">date</w:t>
+            </w:r>
+          </w:p>
+        </w:tc>
+        <w:tc>
+          <w:tcPr>
+            <w:tcW w:type="dxa" w:w="2351"/>
+          </w:tcPr>
+          <w:p>
+            <w:r/>
+            <w:r>
+              <w:rPr>
+                <w:rFonts w:ascii="TH Sarabun New" w:hAnsi="TH Sarabun New" w:eastAsia="TH Sarabun New" w:cs="TH Sarabun New"/>
+                <w:b w:val="0"/>
+                <w:sz w:val="26"/>
+              </w:rPr>
+              <w:t xml:space="preserve">datepicker</w:t>
+            </w:r>
+          </w:p>
+        </w:tc>
+        <w:tc>
+          <w:tcPr>
+            <w:tcW w:type="dxa" w:w="2351"/>
+          </w:tcPr>
+          <w:p>
+            <w:r/>
+            <w:r>
+              <w:rPr>
+                <w:rFonts w:ascii="TH Sarabun New" w:hAnsi="TH Sarabun New" w:eastAsia="TH Sarabun New" w:cs="TH Sarabun New"/>
+                <w:b w:val="0"/>
+                <w:sz w:val="26"/>
+              </w:rPr>
+              <w:t xml:space="preserve">วันที่เริ่มต้น</w:t>
+            </w:r>
+          </w:p>
+        </w:tc>
+      </w:tr>
+      <w:tr>
+        <w:tc>
+          <w:tcPr>
+            <w:tcW w:type="dxa" w:w="2351"/>
+          </w:tcPr>
+          <w:p>
+            <w:r/>
+            <w:r>
+              <w:rPr>
+                <w:rFonts w:ascii="TH Sarabun New" w:hAnsi="TH Sarabun New" w:eastAsia="TH Sarabun New" w:cs="TH Sarabun New"/>
+                <w:b w:val="0"/>
+                <w:sz w:val="26"/>
+              </w:rPr>
+              <w:t xml:space="preserve">DateTo</w:t>
+            </w:r>
+          </w:p>
+        </w:tc>
+        <w:tc>
+          <w:tcPr>
+            <w:tcW w:type="dxa" w:w="2351"/>
+          </w:tcPr>
+          <w:p>
+            <w:r/>
+            <w:r>
+              <w:rPr>
+                <w:rFonts w:ascii="TH Sarabun New" w:hAnsi="TH Sarabun New" w:eastAsia="TH Sarabun New" w:cs="TH Sarabun New"/>
+                <w:b w:val="0"/>
+                <w:sz w:val="26"/>
+              </w:rPr>
+              <w:t xml:space="preserve">date</w:t>
+            </w:r>
+          </w:p>
+        </w:tc>
+        <w:tc>
+          <w:tcPr>
+            <w:tcW w:type="dxa" w:w="2351"/>
+          </w:tcPr>
+          <w:p>
+            <w:r/>
+            <w:r>
+              <w:rPr>
+                <w:rFonts w:ascii="TH Sarabun New" w:hAnsi="TH Sarabun New" w:eastAsia="TH Sarabun New" w:cs="TH Sarabun New"/>
+                <w:b w:val="0"/>
+                <w:sz w:val="26"/>
+              </w:rPr>
+              <w:t xml:space="preserve">datepicker</w:t>
+            </w:r>
+          </w:p>
+        </w:tc>
+        <w:tc>
+          <w:tcPr>
+            <w:tcW w:type="dxa" w:w="2351"/>
+          </w:tcPr>
+          <w:p>
+            <w:r/>
+            <w:r>
+              <w:rPr>
+                <w:rFonts w:ascii="TH Sarabun New" w:hAnsi="TH Sarabun New" w:eastAsia="TH Sarabun New" w:cs="TH Sarabun New"/>
+                <w:b w:val="0"/>
+                <w:sz w:val="26"/>
+              </w:rPr>
+              <w:t xml:space="preserve">วันที่สิ้นสุด</w:t>
+            </w:r>
+          </w:p>
+        </w:tc>
+      </w:tr>
+    </w:tbl>
+    <w:p>
+      <w:pPr>
+        <w:jc w:val="center"/>
+      </w:pPr>
+      <w:r>
+        <w:t xml:space="preserve"/>
+      </w:r>
+      <w:r>
+        <w:drawing>
+          <wp:inline xmlns:a="http://schemas.openxmlformats.org/drawingml/2006/main" xmlns:pic="http://schemas.openxmlformats.org/drawingml/2006/picture">
+            <wp:extent cx="5040000" cy="3360000"/>
+            <wp:docPr id="1008" name="Picture 1"/>
+            <wp:cNvGraphicFramePr>
+              <a:graphicFrameLocks noChangeAspect="1"/>
+            </wp:cNvGraphicFramePr>
+            <a:graphic>
+              <a:graphicData uri="http://schemas.openxmlformats.org/drawingml/2006/picture">
+                <pic:pic>
+                  <pic:nvPicPr>
+                    <pic:cNvPr id="0" name="invoices.png"/>
+                    <pic:cNvPicPr/>
+                  </pic:nvPicPr>
+                  <pic:blipFill>
+                    <a:blip r:embed="rId16"/>
+                    <a:stretch>
+                      <a:fillRect/>
+                    </a:stretch>
+                  </pic:blipFill>
+                  <pic:spPr>
+                    <a:xfrm>
+                      <a:off x="0" y="0"/>
+                      <a:ext cx="5040000" cy="3360000"/>
+                    </a:xfrm>
+                    <a:prstGeom prst="rect"/>
+                  </pic:spPr>
+                </pic:pic>
+              </a:graphicData>
+            </a:graphic>
+          </wp:inline>
+        </w:drawing>
+      </w:r>
+      <w:r>
+        <w:t xml:space="preserve"/>
+      </w:r>
+    </w:p>
+    <w:p>
+      <w:pPr>
+        <w:jc w:val="center"/>
+      </w:pPr>
+      <w:r>
+        <w:rPr>
+          <w:rFonts w:ascii="TH Sarabun New" w:hAnsi="TH Sarabun New" w:eastAsia="TH Sarabun New" w:cs="TH Sarabun New"/>
+          <w:b w:val="0"/>
+          <w:i/>
+          <w:sz w:val="26"/>
+        </w:rPr>
+        <w:t xml:space="preserve">รูปที่ 2: หน้าจอรายการ Invoice (mockup)</w:t>
+      </w:r>
+    </w:p>
+    <w:p>
+      <w:r>
+        <w:t xml:space="preserve"/>
+      </w:r>
+    </w:p>
+    <w:p>
+      <w:r>
+        <w:t xml:space="preserve"/>
+      </w:r>
+    </w:p>
     <w:sectPr>
       <w:pgSz w:w="12240" w:h="15840"/>
       <w:pgMar w:top="1440" w:right="1134" w:bottom="1440" w:left="1701" w:header="720" w:footer="720" w:gutter="0"/>
